--- a/mps-nivel-c/oficial/04_registros/AASP_Andamento-Processuais/GCO-AASPAP01-001_Registro-de-Configuracao.docx
+++ b/mps-nivel-c/oficial/04_registros/AASP_Andamento-Processuais/GCO-AASPAP01-001_Registro-de-Configuracao.docx
@@ -444,13 +444,7 @@
               <w:spacing w:before="40" w:after="40"/>
             </w:pPr>
             <w:r>
-              <w:rPr>
-                <w:rFonts w:ascii="Calibri" w:hAnsi="Calibri"/>
-                <w:b w:val="0"/>
-                <w:i w:val="0"/>
-                <w:sz w:val="20"/>
-              </w:rPr>
-              <w:t>Cezar Hiraki Velazquez</w:t>
+              <w:t>Abraão Oliveira</w:t>
             </w:r>
           </w:p>
         </w:tc>
@@ -541,7 +535,7 @@
           <w:i w:val="0"/>
           <w:sz w:val="22"/>
         </w:rPr>
-        <w:t>Registrar o gerenciamento de configuração do projeto: itens de configuração (ICs), estratégia de controle de versão, baselines e gestão de mudanças. Conforme ADAP-AASPAP01-001, o papel de responsável por GCO foi acumulado pelo Gerente de Projeto (Cezar Hiraki Velazquez), dada a maturidade do controle de versão via Azure DevOps e GitFlow.</w:t>
+        <w:t>Registrar o gerenciamento de configuração do projeto: itens de configuração (ICs), estratégia de controle de versão, baselines e gestão de mudanças. Conforme ADAP-AASPAP01-001, o papel de responsável por GCO foi acumulado pelo Gerente de Projeto (Abraão Oliveira), dada a maturidade do controle de versão via Azure DevOps e GitFlow.</w:t>
       </w:r>
     </w:p>
     <w:p>

--- a/mps-nivel-c/oficial/04_registros/AASP_Andamento-Processuais/GCO-AASPAP01-001_Registro-de-Configuracao.docx
+++ b/mps-nivel-c/oficial/04_registros/AASP_Andamento-Processuais/GCO-AASPAP01-001_Registro-de-Configuracao.docx
@@ -34,7 +34,7 @@
           <w:color w:val="555555"/>
           <w:sz w:val="20"/>
         </w:rPr>
-        <w:t>GCO-AASPAP01-001   ·   Versão Data   ·   11/06/2026   ·   Timeware Brasil</w:t>
+        <w:t>GCO-AASPAP01-001   ·   Versão 1.0   ·   11/06/2026   ·   Timeware Brasil</w:t>
       </w:r>
     </w:p>
     <w:p>
@@ -2694,7 +2694,7 @@
           <w:i w:val="0"/>
           <w:sz w:val="22"/>
         </w:rPr>
-        <w:t>O escopo adicional da Fase 4 (campos Observacao, Segredo e CodigoFonteAPI e tratamentos de erro por instância) foi acordado com o cliente — formalizado em CR-AASPAP01-002.</w:t>
+        <w:t>O escopo adicional da Fase 4 (campos Observacao, Segredo e CodigoFonteAPI e tratamentos de erro por instância) foi acordado com o cliente — formalizado em CR-AASPAP01-001.</w:t>
       </w:r>
     </w:p>
     <w:p>

--- a/mps-nivel-c/oficial/04_registros/AASP_Andamento-Processuais/GCO-AASPAP01-001_Registro-de-Configuracao.docx
+++ b/mps-nivel-c/oficial/04_registros/AASP_Andamento-Processuais/GCO-AASPAP01-001_Registro-de-Configuracao.docx
@@ -2530,7 +2530,7 @@
                 <w:i w:val="0"/>
                 <w:sz w:val="20"/>
               </w:rPr>
-              <w:t xml:space="preserve">Correção pós-implantação aplicada em </w:t>
+              <w:t>Correção de contenção em homologação (pré-go-live): nullabilidade em CapturaLogin sob carga</w:t>
             </w:r>
             <w:r>
               <w:rPr>
@@ -2540,7 +2540,6 @@
                 <w:color w:val="333333"/>
                 <w:sz w:val="20"/>
               </w:rPr>
-              <w:t>main</w:t>
             </w:r>
             <w:r>
               <w:rPr>
@@ -2549,7 +2548,6 @@
                 <w:i w:val="0"/>
                 <w:sz w:val="20"/>
               </w:rPr>
-              <w:t xml:space="preserve"> (nullabilidade em CapturaLogin sob carga)</w:t>
             </w:r>
           </w:p>
         </w:tc>
@@ -2694,7 +2692,7 @@
           <w:i w:val="0"/>
           <w:sz w:val="22"/>
         </w:rPr>
-        <w:t>O escopo adicional da Fase 4 (campos Observacao, Segredo e CodigoFonteAPI e tratamentos de erro por instância) foi acordado com o cliente — formalizado em CR-AASPAP01-001.</w:t>
+        <w:t>O escopo adicional da Fase 4 (campos Observacao, Segredo e CodigoFonteAPI e tratamentos de erro por instância) foi acordado com o cliente — formalizado em CR-AASPAP01-002.</w:t>
       </w:r>
     </w:p>
     <w:p>

--- a/mps-nivel-c/oficial/04_registros/AASP_Andamento-Processuais/GCO-AASPAP01-001_Registro-de-Configuracao.docx
+++ b/mps-nivel-c/oficial/04_registros/AASP_Andamento-Processuais/GCO-AASPAP01-001_Registro-de-Configuracao.docx
@@ -2985,46 +2985,8 @@
             </w:tcMar>
           </w:tcPr>
           <w:p>
-            <w:pPr>
-              <w:spacing w:before="40" w:after="40"/>
-            </w:pPr>
             <w:r>
-              <w:rPr>
-                <w:rFonts w:ascii="Courier New" w:hAnsi="Courier New"/>
-                <w:b w:val="0"/>
-                <w:i w:val="0"/>
-                <w:color w:val="333333"/>
-                <w:sz w:val="20"/>
-              </w:rPr>
-              <w:t>v230</w:t>
-            </w:r>
-            <w:r>
-              <w:rPr>
-                <w:rFonts w:ascii="Calibri" w:hAnsi="Calibri"/>
-                <w:b w:val="0"/>
-                <w:i w:val="0"/>
-                <w:sz w:val="20"/>
-              </w:rPr>
-              <w:t xml:space="preserve"> e </w:t>
-            </w:r>
-            <w:r>
-              <w:rPr>
-                <w:rFonts w:ascii="Courier New" w:hAnsi="Courier New"/>
-                <w:b w:val="0"/>
-                <w:i w:val="0"/>
-                <w:color w:val="333333"/>
-                <w:sz w:val="20"/>
-              </w:rPr>
-              <w:t>v240</w:t>
-            </w:r>
-            <w:r>
-              <w:rPr>
-                <w:rFonts w:ascii="Calibri" w:hAnsi="Calibri"/>
-                <w:b w:val="0"/>
-                <w:i w:val="0"/>
-                <w:sz w:val="20"/>
-              </w:rPr>
-              <w:t xml:space="preserve"> referenciadas nas atividades de GMUD</w:t>
+              <w:t>v220, v230, v240 e v241 referenciadas nas atividades de GMUD</w:t>
             </w:r>
           </w:p>
         </w:tc>

--- a/mps-nivel-c/oficial/04_registros/AASP_Andamento-Processuais/GCO-AASPAP01-001_Registro-de-Configuracao.docx
+++ b/mps-nivel-c/oficial/04_registros/AASP_Andamento-Processuais/GCO-AASPAP01-001_Registro-de-Configuracao.docx
@@ -734,7 +734,7 @@
                 <w:i w:val="0"/>
                 <w:sz w:val="20"/>
               </w:rPr>
-              <w:t xml:space="preserve">GitFlow — </w:t>
+              <w:t>GitFlow — feature/* e bugfix/* → develop; release → main; hotfix/* sobre a baseline de release publicada (homologação/produção)</w:t>
             </w:r>
             <w:r>
               <w:rPr>
@@ -744,7 +744,6 @@
                 <w:color w:val="333333"/>
                 <w:sz w:val="20"/>
               </w:rPr>
-              <w:t>feature/*</w:t>
             </w:r>
             <w:r>
               <w:rPr>
@@ -753,7 +752,6 @@
                 <w:i w:val="0"/>
                 <w:sz w:val="20"/>
               </w:rPr>
-              <w:t xml:space="preserve"> e </w:t>
             </w:r>
             <w:r>
               <w:rPr>
@@ -763,7 +761,6 @@
                 <w:color w:val="333333"/>
                 <w:sz w:val="20"/>
               </w:rPr>
-              <w:t>bugfix/*</w:t>
             </w:r>
             <w:r>
               <w:rPr>
@@ -772,7 +769,6 @@
                 <w:i w:val="0"/>
                 <w:sz w:val="20"/>
               </w:rPr>
-              <w:t xml:space="preserve"> → </w:t>
             </w:r>
             <w:r>
               <w:rPr>
@@ -782,7 +778,6 @@
                 <w:color w:val="333333"/>
                 <w:sz w:val="20"/>
               </w:rPr>
-              <w:t>develop</w:t>
             </w:r>
             <w:r>
               <w:rPr>
@@ -791,7 +786,6 @@
                 <w:i w:val="0"/>
                 <w:sz w:val="20"/>
               </w:rPr>
-              <w:t xml:space="preserve">; </w:t>
             </w:r>
             <w:r>
               <w:rPr>
@@ -801,7 +795,6 @@
                 <w:color w:val="333333"/>
                 <w:sz w:val="20"/>
               </w:rPr>
-              <w:t>release</w:t>
             </w:r>
             <w:r>
               <w:rPr>
@@ -810,7 +803,6 @@
                 <w:i w:val="0"/>
                 <w:sz w:val="20"/>
               </w:rPr>
-              <w:t xml:space="preserve"> → </w:t>
             </w:r>
             <w:r>
               <w:rPr>
@@ -820,7 +812,6 @@
                 <w:color w:val="333333"/>
                 <w:sz w:val="20"/>
               </w:rPr>
-              <w:t>main</w:t>
             </w:r>
             <w:r>
               <w:rPr>
@@ -829,7 +820,6 @@
                 <w:i w:val="0"/>
                 <w:sz w:val="20"/>
               </w:rPr>
-              <w:t xml:space="preserve">; </w:t>
             </w:r>
             <w:r>
               <w:rPr>
@@ -839,7 +829,6 @@
                 <w:color w:val="333333"/>
                 <w:sz w:val="20"/>
               </w:rPr>
-              <w:t>hotfix/*</w:t>
             </w:r>
             <w:r>
               <w:rPr>
@@ -848,7 +837,6 @@
                 <w:i w:val="0"/>
                 <w:sz w:val="20"/>
               </w:rPr>
-              <w:t xml:space="preserve"> a partir de </w:t>
             </w:r>
             <w:r>
               <w:rPr>
@@ -858,7 +846,6 @@
                 <w:color w:val="333333"/>
                 <w:sz w:val="20"/>
               </w:rPr>
-              <w:t>main</w:t>
             </w:r>
           </w:p>
         </w:tc>

--- a/mps-nivel-c/oficial/04_registros/AASP_Andamento-Processuais/GCO-AASPAP01-001_Registro-de-Configuracao.docx
+++ b/mps-nivel-c/oficial/04_registros/AASP_Andamento-Processuais/GCO-AASPAP01-001_Registro-de-Configuracao.docx
@@ -734,7 +734,7 @@
                 <w:i w:val="0"/>
                 <w:sz w:val="20"/>
               </w:rPr>
-              <w:t xml:space="preserve">GitFlow — </w:t>
+              <w:t>GitFlow — feature/* e bugfix/* → develop; release → main; hotfix/* sobre a baseline de release publicada (homologação/produção)</w:t>
             </w:r>
             <w:r>
               <w:rPr>
@@ -744,7 +744,6 @@
                 <w:color w:val="333333"/>
                 <w:sz w:val="20"/>
               </w:rPr>
-              <w:t>feature/*</w:t>
             </w:r>
             <w:r>
               <w:rPr>
@@ -753,7 +752,6 @@
                 <w:i w:val="0"/>
                 <w:sz w:val="20"/>
               </w:rPr>
-              <w:t xml:space="preserve"> e </w:t>
             </w:r>
             <w:r>
               <w:rPr>
@@ -763,7 +761,6 @@
                 <w:color w:val="333333"/>
                 <w:sz w:val="20"/>
               </w:rPr>
-              <w:t>bugfix/*</w:t>
             </w:r>
             <w:r>
               <w:rPr>
@@ -772,7 +769,6 @@
                 <w:i w:val="0"/>
                 <w:sz w:val="20"/>
               </w:rPr>
-              <w:t xml:space="preserve"> → </w:t>
             </w:r>
             <w:r>
               <w:rPr>
@@ -782,7 +778,6 @@
                 <w:color w:val="333333"/>
                 <w:sz w:val="20"/>
               </w:rPr>
-              <w:t>develop</w:t>
             </w:r>
             <w:r>
               <w:rPr>
@@ -791,7 +786,6 @@
                 <w:i w:val="0"/>
                 <w:sz w:val="20"/>
               </w:rPr>
-              <w:t xml:space="preserve">; </w:t>
             </w:r>
             <w:r>
               <w:rPr>
@@ -801,7 +795,6 @@
                 <w:color w:val="333333"/>
                 <w:sz w:val="20"/>
               </w:rPr>
-              <w:t>release</w:t>
             </w:r>
             <w:r>
               <w:rPr>
@@ -810,7 +803,6 @@
                 <w:i w:val="0"/>
                 <w:sz w:val="20"/>
               </w:rPr>
-              <w:t xml:space="preserve"> → </w:t>
             </w:r>
             <w:r>
               <w:rPr>
@@ -820,7 +812,6 @@
                 <w:color w:val="333333"/>
                 <w:sz w:val="20"/>
               </w:rPr>
-              <w:t>main</w:t>
             </w:r>
             <w:r>
               <w:rPr>
@@ -829,7 +820,6 @@
                 <w:i w:val="0"/>
                 <w:sz w:val="20"/>
               </w:rPr>
-              <w:t xml:space="preserve">; </w:t>
             </w:r>
             <w:r>
               <w:rPr>
@@ -839,7 +829,6 @@
                 <w:color w:val="333333"/>
                 <w:sz w:val="20"/>
               </w:rPr>
-              <w:t>hotfix/*</w:t>
             </w:r>
             <w:r>
               <w:rPr>
@@ -848,7 +837,6 @@
                 <w:i w:val="0"/>
                 <w:sz w:val="20"/>
               </w:rPr>
-              <w:t xml:space="preserve"> a partir de </w:t>
             </w:r>
             <w:r>
               <w:rPr>
@@ -858,7 +846,6 @@
                 <w:color w:val="333333"/>
                 <w:sz w:val="20"/>
               </w:rPr>
-              <w:t>main</w:t>
             </w:r>
           </w:p>
         </w:tc>
@@ -2530,7 +2517,7 @@
                 <w:i w:val="0"/>
                 <w:sz w:val="20"/>
               </w:rPr>
-              <w:t xml:space="preserve">Correção pós-implantação aplicada em </w:t>
+              <w:t>Correção de contenção em homologação (pré-go-live): nullabilidade em CapturaLogin sob carga</w:t>
             </w:r>
             <w:r>
               <w:rPr>
@@ -2540,7 +2527,6 @@
                 <w:color w:val="333333"/>
                 <w:sz w:val="20"/>
               </w:rPr>
-              <w:t>main</w:t>
             </w:r>
             <w:r>
               <w:rPr>
@@ -2549,7 +2535,6 @@
                 <w:i w:val="0"/>
                 <w:sz w:val="20"/>
               </w:rPr>
-              <w:t xml:space="preserve"> (nullabilidade em CapturaLogin sob carga)</w:t>
             </w:r>
           </w:p>
         </w:tc>
@@ -2694,7 +2679,7 @@
           <w:i w:val="0"/>
           <w:sz w:val="22"/>
         </w:rPr>
-        <w:t>O escopo adicional da Fase 4 (campos Observacao, Segredo e CodigoFonteAPI e tratamentos de erro por instância) foi acordado com o cliente — formalizado em CR-AASPAP01-001.</w:t>
+        <w:t>O escopo adicional da Fase 4 (campos Observacao, Segredo e CodigoFonteAPI e tratamentos de erro por instância) foi acordado com o cliente — formalizado em CR-AASPAP01-002.</w:t>
       </w:r>
     </w:p>
     <w:p>
@@ -2987,46 +2972,8 @@
             </w:tcMar>
           </w:tcPr>
           <w:p>
-            <w:pPr>
-              <w:spacing w:before="40" w:after="40"/>
-            </w:pPr>
             <w:r>
-              <w:rPr>
-                <w:rFonts w:ascii="Courier New" w:hAnsi="Courier New"/>
-                <w:b w:val="0"/>
-                <w:i w:val="0"/>
-                <w:color w:val="333333"/>
-                <w:sz w:val="20"/>
-              </w:rPr>
-              <w:t>v230</w:t>
-            </w:r>
-            <w:r>
-              <w:rPr>
-                <w:rFonts w:ascii="Calibri" w:hAnsi="Calibri"/>
-                <w:b w:val="0"/>
-                <w:i w:val="0"/>
-                <w:sz w:val="20"/>
-              </w:rPr>
-              <w:t xml:space="preserve"> e </w:t>
-            </w:r>
-            <w:r>
-              <w:rPr>
-                <w:rFonts w:ascii="Courier New" w:hAnsi="Courier New"/>
-                <w:b w:val="0"/>
-                <w:i w:val="0"/>
-                <w:color w:val="333333"/>
-                <w:sz w:val="20"/>
-              </w:rPr>
-              <w:t>v240</w:t>
-            </w:r>
-            <w:r>
-              <w:rPr>
-                <w:rFonts w:ascii="Calibri" w:hAnsi="Calibri"/>
-                <w:b w:val="0"/>
-                <w:i w:val="0"/>
-                <w:sz w:val="20"/>
-              </w:rPr>
-              <w:t xml:space="preserve"> referenciadas nas atividades de GMUD</w:t>
+              <w:t>v220, v230, v240 e v241 referenciadas nas atividades de GMUD</w:t>
             </w:r>
           </w:p>
         </w:tc>

--- a/mps-nivel-c/oficial/04_registros/AASP_Andamento-Processuais/GCO-AASPAP01-001_Registro-de-Configuracao.docx
+++ b/mps-nivel-c/oficial/04_registros/AASP_Andamento-Processuais/GCO-AASPAP01-001_Registro-de-Configuracao.docx
@@ -529,13 +529,7 @@
         <w:spacing w:before="0" w:after="120"/>
       </w:pPr>
       <w:r>
-        <w:rPr>
-          <w:rFonts w:ascii="Calibri" w:hAnsi="Calibri"/>
-          <w:b w:val="0"/>
-          <w:i w:val="0"/>
-          <w:sz w:val="22"/>
-        </w:rPr>
-        <w:t>Registrar o gerenciamento de configuração do projeto: itens de configuração (ICs), estratégia de controle de versão, baselines e gestão de mudanças. Conforme ADAP-AASPAP01-001, o papel de responsável por GCO foi acumulado pelo Gerente de Projeto (Abraão Oliveira), dada a maturidade do controle de versão via Azure DevOps e GitFlow.</w:t>
+        <w:t>Registrar o gerenciamento de configuração do projeto: itens de configuração (ICs), estratégia de controle de versão, baselines e gestão de mudanças. Conforme ADAP-AASPAP01-001, o papel de responsável por GCO foi acumulado pelo Gerente de Projeto (Abraão Oliveira), dada a maturidade do controle de versão via GitLab (self-hospedado) e GitFlow.</w:t>
       </w:r>
     </w:p>
     <w:p>
@@ -673,13 +667,7 @@
               <w:spacing w:before="40" w:after="40"/>
             </w:pPr>
             <w:r>
-              <w:rPr>
-                <w:rFonts w:ascii="Calibri" w:hAnsi="Calibri"/>
-                <w:b w:val="0"/>
-                <w:i w:val="0"/>
-                <w:sz w:val="20"/>
-              </w:rPr>
-              <w:t>Azure DevOps (controle de versão e pipeline CI/CD)</w:t>
+              <w:t>GitLab self-hospedado (controle de versão, Merge Requests e pipeline CI/CD via .gitlab-ci.yml)</w:t>
             </w:r>
           </w:p>
         </w:tc>
@@ -728,124 +716,7 @@
               <w:spacing w:before="40" w:after="40"/>
             </w:pPr>
             <w:r>
-              <w:rPr>
-                <w:rFonts w:ascii="Calibri" w:hAnsi="Calibri"/>
-                <w:b w:val="0"/>
-                <w:i w:val="0"/>
-                <w:sz w:val="20"/>
-              </w:rPr>
-              <w:t>GitFlow — feature/* e bugfix/* → develop; release → main; hotfix/* sobre a baseline de release publicada (homologação/produção)</w:t>
-            </w:r>
-            <w:r>
-              <w:rPr>
-                <w:rFonts w:ascii="Courier New" w:hAnsi="Courier New"/>
-                <w:b w:val="0"/>
-                <w:i w:val="0"/>
-                <w:color w:val="333333"/>
-                <w:sz w:val="20"/>
-              </w:rPr>
-            </w:r>
-            <w:r>
-              <w:rPr>
-                <w:rFonts w:ascii="Calibri" w:hAnsi="Calibri"/>
-                <w:b w:val="0"/>
-                <w:i w:val="0"/>
-                <w:sz w:val="20"/>
-              </w:rPr>
-            </w:r>
-            <w:r>
-              <w:rPr>
-                <w:rFonts w:ascii="Courier New" w:hAnsi="Courier New"/>
-                <w:b w:val="0"/>
-                <w:i w:val="0"/>
-                <w:color w:val="333333"/>
-                <w:sz w:val="20"/>
-              </w:rPr>
-            </w:r>
-            <w:r>
-              <w:rPr>
-                <w:rFonts w:ascii="Calibri" w:hAnsi="Calibri"/>
-                <w:b w:val="0"/>
-                <w:i w:val="0"/>
-                <w:sz w:val="20"/>
-              </w:rPr>
-            </w:r>
-            <w:r>
-              <w:rPr>
-                <w:rFonts w:ascii="Courier New" w:hAnsi="Courier New"/>
-                <w:b w:val="0"/>
-                <w:i w:val="0"/>
-                <w:color w:val="333333"/>
-                <w:sz w:val="20"/>
-              </w:rPr>
-            </w:r>
-            <w:r>
-              <w:rPr>
-                <w:rFonts w:ascii="Calibri" w:hAnsi="Calibri"/>
-                <w:b w:val="0"/>
-                <w:i w:val="0"/>
-                <w:sz w:val="20"/>
-              </w:rPr>
-            </w:r>
-            <w:r>
-              <w:rPr>
-                <w:rFonts w:ascii="Courier New" w:hAnsi="Courier New"/>
-                <w:b w:val="0"/>
-                <w:i w:val="0"/>
-                <w:color w:val="333333"/>
-                <w:sz w:val="20"/>
-              </w:rPr>
-            </w:r>
-            <w:r>
-              <w:rPr>
-                <w:rFonts w:ascii="Calibri" w:hAnsi="Calibri"/>
-                <w:b w:val="0"/>
-                <w:i w:val="0"/>
-                <w:sz w:val="20"/>
-              </w:rPr>
-            </w:r>
-            <w:r>
-              <w:rPr>
-                <w:rFonts w:ascii="Courier New" w:hAnsi="Courier New"/>
-                <w:b w:val="0"/>
-                <w:i w:val="0"/>
-                <w:color w:val="333333"/>
-                <w:sz w:val="20"/>
-              </w:rPr>
-            </w:r>
-            <w:r>
-              <w:rPr>
-                <w:rFonts w:ascii="Calibri" w:hAnsi="Calibri"/>
-                <w:b w:val="0"/>
-                <w:i w:val="0"/>
-                <w:sz w:val="20"/>
-              </w:rPr>
-            </w:r>
-            <w:r>
-              <w:rPr>
-                <w:rFonts w:ascii="Courier New" w:hAnsi="Courier New"/>
-                <w:b w:val="0"/>
-                <w:i w:val="0"/>
-                <w:color w:val="333333"/>
-                <w:sz w:val="20"/>
-              </w:rPr>
-            </w:r>
-            <w:r>
-              <w:rPr>
-                <w:rFonts w:ascii="Calibri" w:hAnsi="Calibri"/>
-                <w:b w:val="0"/>
-                <w:i w:val="0"/>
-                <w:sz w:val="20"/>
-              </w:rPr>
-            </w:r>
-            <w:r>
-              <w:rPr>
-                <w:rFonts w:ascii="Courier New" w:hAnsi="Courier New"/>
-                <w:b w:val="0"/>
-                <w:i w:val="0"/>
-                <w:color w:val="333333"/>
-                <w:sz w:val="20"/>
-              </w:rPr>
+              <w:t>GitFlow — feature/* e bugfix/* → develop; release → prod (default); homolog para validação; hotfix/* sobre a baseline de release publicada (homologação/produção)</w:t>
             </w:r>
           </w:p>
         </w:tc>
@@ -896,32 +767,7 @@
               <w:spacing w:before="40" w:after="40"/>
             </w:pPr>
             <w:r>
-              <w:rPr>
-                <w:rFonts w:ascii="Calibri" w:hAnsi="Calibri"/>
-                <w:b w:val="0"/>
-                <w:i w:val="0"/>
-                <w:sz w:val="20"/>
-              </w:rPr>
-              <w:t xml:space="preserve">Numeração sequencial de versão (ex.: </w:t>
-            </w:r>
-            <w:r>
-              <w:rPr>
-                <w:rFonts w:ascii="Courier New" w:hAnsi="Courier New"/>
-                <w:b w:val="0"/>
-                <w:i w:val="0"/>
-                <w:color w:val="333333"/>
-                <w:sz w:val="20"/>
-              </w:rPr>
-              <w:t>v240</w:t>
-            </w:r>
-            <w:r>
-              <w:rPr>
-                <w:rFonts w:ascii="Calibri" w:hAnsi="Calibri"/>
-                <w:b w:val="0"/>
-                <w:i w:val="0"/>
-                <w:sz w:val="20"/>
-              </w:rPr>
-              <w:t>, referenciada nas atividades de GMUD)</w:t>
+              <w:t>Versionamento semântico — releases publicadas no GitLab (ex.: v2.0.0, v2.0.1)</w:t>
             </w:r>
           </w:p>
         </w:tc>
@@ -945,13 +791,7 @@
               <w:spacing w:before="40" w:after="40"/>
             </w:pPr>
             <w:r>
-              <w:rPr>
-                <w:rFonts w:ascii="Calibri" w:hAnsi="Calibri"/>
-                <w:b w:val="0"/>
-                <w:i w:val="0"/>
-                <w:sz w:val="20"/>
-              </w:rPr>
-              <w:t>Aprovação de PR</w:t>
+              <w:t>Aprovação de MR (Merge Request)</w:t>
             </w:r>
           </w:p>
         </w:tc>
@@ -1130,13 +970,7 @@
               <w:spacing w:before="40" w:after="40"/>
             </w:pPr>
             <w:r>
-              <w:rPr>
-                <w:rFonts w:ascii="Calibri" w:hAnsi="Calibri"/>
-                <w:b w:val="0"/>
-                <w:i w:val="0"/>
-                <w:sz w:val="20"/>
-              </w:rPr>
-              <w:t>Scripts de banco (DDL) e contratos do webhook multi-fonte versionados no Azure DevOps</w:t>
+              <w:t>Scripts de banco (DDL) e contratos do webhook multi-fonte versionados no GitLab</w:t>
             </w:r>
           </w:p>
         </w:tc>
@@ -1390,13 +1224,7 @@
               <w:spacing w:before="40" w:after="40"/>
             </w:pPr>
             <w:r>
-              <w:rPr>
-                <w:rFonts w:ascii="Calibri" w:hAnsi="Calibri"/>
-                <w:b w:val="0"/>
-                <w:i w:val="0"/>
-                <w:sz w:val="20"/>
-              </w:rPr>
-              <w:t>Azure DevOps — repositório AndamentosProcessuais</w:t>
+              <w:t>GitLab — repositório aasp/andamentosprocessuais</w:t>
             </w:r>
           </w:p>
         </w:tc>
@@ -1495,13 +1323,7 @@
               <w:spacing w:before="40" w:after="40"/>
             </w:pPr>
             <w:r>
-              <w:rPr>
-                <w:rFonts w:ascii="Calibri" w:hAnsi="Calibri"/>
-                <w:b w:val="0"/>
-                <w:i w:val="0"/>
-                <w:sz w:val="20"/>
-              </w:rPr>
-              <w:t>Azure DevOps — repositório AndamentosProcessuais</w:t>
+              <w:t>GitLab — repositório aasp/andamentosprocessuais</w:t>
             </w:r>
           </w:p>
         </w:tc>
@@ -1604,32 +1426,7 @@
               <w:spacing w:before="40" w:after="40"/>
             </w:pPr>
             <w:r>
-              <w:rPr>
-                <w:rFonts w:ascii="Calibri" w:hAnsi="Calibri"/>
-                <w:b w:val="0"/>
-                <w:i w:val="0"/>
-                <w:sz w:val="20"/>
-              </w:rPr>
-              <w:t xml:space="preserve">Azure DevOps — pasta </w:t>
-            </w:r>
-            <w:r>
-              <w:rPr>
-                <w:rFonts w:ascii="Courier New" w:hAnsi="Courier New"/>
-                <w:b w:val="0"/>
-                <w:i w:val="0"/>
-                <w:color w:val="333333"/>
-                <w:sz w:val="20"/>
-              </w:rPr>
-              <w:t>/db</w:t>
-            </w:r>
-            <w:r>
-              <w:rPr>
-                <w:rFonts w:ascii="Calibri" w:hAnsi="Calibri"/>
-                <w:b w:val="0"/>
-                <w:i w:val="0"/>
-                <w:sz w:val="20"/>
-              </w:rPr>
-              <w:t xml:space="preserve"> do repositório correspondente</w:t>
+              <w:t>GitLab — pasta /db do repositório</w:t>
             </w:r>
           </w:p>
         </w:tc>
@@ -1837,23 +1634,7 @@
               <w:spacing w:before="40" w:after="40"/>
             </w:pPr>
             <w:r>
-              <w:rPr>
-                <w:rFonts w:ascii="Calibri" w:hAnsi="Calibri"/>
-                <w:b w:val="0"/>
-                <w:i w:val="0"/>
-                <w:sz w:val="20"/>
-              </w:rPr>
-              <w:t xml:space="preserve">Azure DevOps — pasta </w:t>
-            </w:r>
-            <w:r>
-              <w:rPr>
-                <w:rFonts w:ascii="Courier New" w:hAnsi="Courier New"/>
-                <w:b w:val="0"/>
-                <w:i w:val="0"/>
-                <w:color w:val="333333"/>
-                <w:sz w:val="20"/>
-              </w:rPr>
-              <w:t>/docs</w:t>
+              <w:t>GitLab — pasta /docs</w:t>
             </w:r>
           </w:p>
         </w:tc>
@@ -2420,23 +2201,7 @@
               <w:spacing w:before="40" w:after="40"/>
             </w:pPr>
             <w:r>
-              <w:rPr>
-                <w:rFonts w:ascii="Courier New" w:hAnsi="Courier New"/>
-                <w:b w:val="0"/>
-                <w:i w:val="0"/>
-                <w:color w:val="333333"/>
-                <w:sz w:val="20"/>
-              </w:rPr>
-              <w:t>v240</w:t>
-            </w:r>
-            <w:r>
-              <w:rPr>
-                <w:rFonts w:ascii="Calibri" w:hAnsi="Calibri"/>
-                <w:b w:val="0"/>
-                <w:i w:val="0"/>
-                <w:sz w:val="20"/>
-              </w:rPr>
-              <w:t xml:space="preserve"> (referenciada nas atividades de GMUD)</w:t>
+              <w:t>v2.0.0 (release no GitLab — Fases 3–4 / CNJ)</w:t>
             </w:r>
           </w:p>
         </w:tc>
@@ -2553,23 +2318,7 @@
               <w:spacing w:before="40" w:after="40"/>
             </w:pPr>
             <w:r>
-              <w:rPr>
-                <w:rFonts w:ascii="Courier New" w:hAnsi="Courier New"/>
-                <w:b w:val="0"/>
-                <w:i w:val="0"/>
-                <w:color w:val="333333"/>
-                <w:sz w:val="20"/>
-              </w:rPr>
-              <w:t>v241</w:t>
-            </w:r>
-            <w:r>
-              <w:rPr>
-                <w:rFonts w:ascii="Calibri" w:hAnsi="Calibri"/>
-                <w:b w:val="0"/>
-                <w:i w:val="0"/>
-                <w:sz w:val="20"/>
-              </w:rPr>
-              <w:t xml:space="preserve"> (referenciada nas atividades de GMUD)</w:t>
+              <w:t>v2.0.1 (release no GitLab — hotfix de produção)</w:t>
             </w:r>
           </w:p>
         </w:tc>
@@ -2834,13 +2583,7 @@
               <w:spacing w:before="40" w:after="40"/>
             </w:pPr>
             <w:r>
-              <w:rPr>
-                <w:rFonts w:ascii="Calibri" w:hAnsi="Calibri"/>
-                <w:b w:val="0"/>
-                <w:i w:val="0"/>
-                <w:sz w:val="20"/>
-              </w:rPr>
-              <w:t>ICs versionados no Azure DevOps</w:t>
+              <w:t>ICs versionados no GitLab</w:t>
             </w:r>
           </w:p>
         </w:tc>
@@ -2973,7 +2716,7 @@
           </w:tcPr>
           <w:p>
             <w:r>
-              <w:t>v220, v230, v240 e v241 referenciadas nas atividades de GMUD</w:t>
+              <w:t>v220, v230 e as releases v2.0.0/v2.0.1 publicadas no GitLab</w:t>
             </w:r>
           </w:p>
         </w:tc>
@@ -3130,13 +2873,7 @@
               <w:spacing w:before="40" w:after="40"/>
             </w:pPr>
             <w:r>
-              <w:rPr>
-                <w:rFonts w:ascii="Calibri" w:hAnsi="Calibri"/>
-                <w:b w:val="0"/>
-                <w:i w:val="0"/>
-                <w:sz w:val="20"/>
-              </w:rPr>
-              <w:t>PR com no mínimo 1 revisor além do autor</w:t>
+              <w:t>MR com no mínimo 1 revisor além do autor</w:t>
             </w:r>
           </w:p>
         </w:tc>
@@ -3185,23 +2922,7 @@
         <w:spacing w:before="20" w:after="40"/>
       </w:pPr>
       <w:r>
-        <w:rPr>
-          <w:rFonts w:ascii="Courier New" w:hAnsi="Courier New"/>
-          <w:b w:val="0"/>
-          <w:i w:val="0"/>
-          <w:color w:val="333333"/>
-          <w:sz w:val="20"/>
-        </w:rPr>
-        <w:t>devops_andamentos_branches.png</w:t>
-      </w:r>
-      <w:r>
-        <w:rPr>
-          <w:rFonts w:ascii="Calibri" w:hAnsi="Calibri"/>
-          <w:b w:val="0"/>
-          <w:i w:val="0"/>
-          <w:sz w:val="22"/>
-        </w:rPr>
-        <w:t xml:space="preserve"> — GitFlow no Azure DevOps — branches do AndamentosProcessuais</w:t>
+        <w:t>devops_andamentos_branches.png — GitFlow no GitLab — branches do AndamentosProcessuais</w:t>
       </w:r>
     </w:p>
     <w:p>
@@ -3210,23 +2931,7 @@
         <w:spacing w:before="20" w:after="40"/>
       </w:pPr>
       <w:r>
-        <w:rPr>
-          <w:rFonts w:ascii="Courier New" w:hAnsi="Courier New"/>
-          <w:b w:val="0"/>
-          <w:i w:val="0"/>
-          <w:color w:val="333333"/>
-          <w:sz w:val="20"/>
-        </w:rPr>
-        <w:t>devops_andamentos_commits.png</w:t>
-      </w:r>
-      <w:r>
-        <w:rPr>
-          <w:rFonts w:ascii="Calibri" w:hAnsi="Calibri"/>
-          <w:b w:val="0"/>
-          <w:i w:val="0"/>
-          <w:sz w:val="22"/>
-        </w:rPr>
-        <w:t xml:space="preserve"> — Histórico de commits (Azure DevOps)</w:t>
+        <w:t>devops_andamentos_commits.png — Histórico de commits (GitLab)</w:t>
       </w:r>
     </w:p>
     <w:p>
@@ -3354,6 +3059,162 @@
         <w:t xml:space="preserve"> — Pipeline CI/CD</w:t>
       </w:r>
     </w:p>
+    <w:p>
+      <w:r>
+        <w:rPr>
+          <w:b/>
+        </w:rPr>
+        <w:t>7. Acesso e evidências (GitLab · Jira)</w:t>
+      </w:r>
+    </w:p>
+    <w:p>
+      <w:r>
+        <w:t>Os itens de configuração do projeto residem no GitLab self-hospedado da Timeware (acesso restrito à rede/credenciais corporativas); o acompanhamento do backlog é feito no Jira. Links de acesso para consulta das evidências:</w:t>
+      </w:r>
+    </w:p>
+    <w:tbl>
+      <w:tblPr>
+        <w:tblStyle w:val="TableGrid"/>
+        <w:tblW w:type="auto" w:w="0"/>
+        <w:tblLook w:firstColumn="1" w:firstRow="1" w:lastColumn="0" w:lastRow="0" w:noHBand="0" w:noVBand="1" w:val="04A0"/>
+      </w:tblPr>
+      <w:tblGrid>
+        <w:gridCol w:w="4451"/>
+        <w:gridCol w:w="4451"/>
+      </w:tblGrid>
+      <w:tr>
+        <w:tc>
+          <w:tcPr>
+            <w:tcW w:type="dxa" w:w="4451"/>
+          </w:tcPr>
+          <w:p>
+            <w:r>
+              <w:t>Recurso</w:t>
+            </w:r>
+          </w:p>
+        </w:tc>
+        <w:tc>
+          <w:tcPr>
+            <w:tcW w:type="dxa" w:w="4451"/>
+          </w:tcPr>
+          <w:p>
+            <w:r>
+              <w:t>Endereço</w:t>
+            </w:r>
+          </w:p>
+        </w:tc>
+      </w:tr>
+      <w:tr>
+        <w:tc>
+          <w:tcPr>
+            <w:tcW w:type="dxa" w:w="4451"/>
+          </w:tcPr>
+          <w:p>
+            <w:r>
+              <w:t>Repositório (código-fonte .NET)</w:t>
+            </w:r>
+          </w:p>
+        </w:tc>
+        <w:tc>
+          <w:tcPr>
+            <w:tcW w:type="dxa" w:w="4451"/>
+          </w:tcPr>
+          <w:p>
+            <w:r>
+              <w:t>http://191.234.192.153/aasp/andamentosprocessuais</w:t>
+            </w:r>
+          </w:p>
+        </w:tc>
+      </w:tr>
+      <w:tr>
+        <w:tc>
+          <w:tcPr>
+            <w:tcW w:type="dxa" w:w="4451"/>
+          </w:tcPr>
+          <w:p>
+            <w:r>
+              <w:t>Merge Requests (GitFlow — 18 MRs integradas)</w:t>
+            </w:r>
+          </w:p>
+        </w:tc>
+        <w:tc>
+          <w:tcPr>
+            <w:tcW w:type="dxa" w:w="4451"/>
+          </w:tcPr>
+          <w:p>
+            <w:r>
+              <w:t>http://191.234.192.153/aasp/andamentosprocessuais/-/merge_requests/?sort=created_date&amp;state=all&amp;first_page_size=50</w:t>
+            </w:r>
+          </w:p>
+        </w:tc>
+      </w:tr>
+      <w:tr>
+        <w:tc>
+          <w:tcPr>
+            <w:tcW w:type="dxa" w:w="4451"/>
+          </w:tcPr>
+          <w:p>
+            <w:r>
+              <w:t>Histórico de commits (branch prod)</w:t>
+            </w:r>
+          </w:p>
+        </w:tc>
+        <w:tc>
+          <w:tcPr>
+            <w:tcW w:type="dxa" w:w="4451"/>
+          </w:tcPr>
+          <w:p>
+            <w:r>
+              <w:t>http://191.234.192.153/aasp/andamentosprocessuais/-/commits/prod?ref_type=heads</w:t>
+            </w:r>
+          </w:p>
+        </w:tc>
+      </w:tr>
+      <w:tr>
+        <w:tc>
+          <w:tcPr>
+            <w:tcW w:type="dxa" w:w="4451"/>
+          </w:tcPr>
+          <w:p>
+            <w:r>
+              <w:t>Releases / baselines (v2.0.0 — Fases 3–4/CNJ; v2.0.1 — hotfix)</w:t>
+            </w:r>
+          </w:p>
+        </w:tc>
+        <w:tc>
+          <w:tcPr>
+            <w:tcW w:type="dxa" w:w="4451"/>
+          </w:tcPr>
+          <w:p>
+            <w:r>
+              <w:t>http://191.234.192.153/aasp/andamentosprocessuais/-/releases</w:t>
+            </w:r>
+          </w:p>
+        </w:tc>
+      </w:tr>
+      <w:tr>
+        <w:tc>
+          <w:tcPr>
+            <w:tcW w:type="dxa" w:w="4451"/>
+          </w:tcPr>
+          <w:p>
+            <w:r>
+              <w:t>Backlog e acompanhamento (Jira — projeto ADPRC)</w:t>
+            </w:r>
+          </w:p>
+        </w:tc>
+        <w:tc>
+          <w:tcPr>
+            <w:tcW w:type="dxa" w:w="4451"/>
+          </w:tcPr>
+          <w:p>
+            <w:r>
+              <w:t>https://timeware.atlassian.net/jira/software/c/projects/ADPRC/summary</w:t>
+            </w:r>
+          </w:p>
+        </w:tc>
+      </w:tr>
+    </w:tbl>
     <w:p>
       <w:pPr>
         <w:pStyle w:val="Heading1"/>
@@ -3617,7 +3478,7 @@
     </w:p>
     <w:p>
       <w:r>
-        <w:t>GitFlow no Azure DevOps — branches do AndamentosProcessuais</w:t>
+        <w:t>GitFlow no GitLab — branches do AndamentosProcessuais</w:t>
       </w:r>
     </w:p>
     <w:p>
@@ -3658,7 +3519,7 @@
     </w:p>
     <w:p>
       <w:r>
-        <w:t>Histórico de commits (Azure DevOps)</w:t>
+        <w:t>Histórico de commits (GitLab)</w:t>
       </w:r>
     </w:p>
     <w:p>

--- a/mps-nivel-c/oficial/04_registros/AASP_Andamento-Processuais/GCO-AASPAP01-001_Registro-de-Configuracao.docx
+++ b/mps-nivel-c/oficial/04_registros/AASP_Andamento-Processuais/GCO-AASPAP01-001_Registro-de-Configuracao.docx
@@ -1708,13 +1708,7 @@
               <w:spacing w:before="40" w:after="40"/>
             </w:pPr>
             <w:r>
-              <w:rPr>
-                <w:rFonts w:ascii="Calibri" w:hAnsi="Calibri"/>
-                <w:b w:val="0"/>
-                <w:i w:val="0"/>
-                <w:sz w:val="20"/>
-              </w:rPr>
-              <w:t>Planilha de gestão (backlog, sprints, tarefas) — base para carga no Jira</w:t>
+              <w:t>Planilha de gestão (backlog, sprints, tarefas) — base para o backlog/quadro do projeto no GitLab</w:t>
             </w:r>
           </w:p>
         </w:tc>
@@ -3061,15 +3055,12 @@
     </w:p>
     <w:p>
       <w:r>
-        <w:rPr>
-          <w:b/>
-        </w:rPr>
-        <w:t>7. Acesso e evidências (GitLab · Jira)</w:t>
+        <w:t>7. Acesso e evidências (GitLab)</w:t>
       </w:r>
     </w:p>
     <w:p>
       <w:r>
-        <w:t>Os itens de configuração do projeto residem no GitLab self-hospedado da Timeware (acesso restrito à rede/credenciais corporativas); o acompanhamento do backlog é feito no Jira. Links de acesso para consulta das evidências:</w:t>
+        <w:t>Os itens de configuração do projeto residem no GitLab self-hospedado da Timeware (acesso restrito à rede/credenciais corporativas); o acompanhamento do backlog e do projeto é feito no próprio GitLab. Links de acesso para consulta das evidências:</w:t>
       </w:r>
     </w:p>
     <w:tbl>
@@ -3199,7 +3190,7 @@
           </w:tcPr>
           <w:p>
             <w:r>
-              <w:t>Backlog e acompanhamento (Jira — projeto ADPRC)</w:t>
+              <w:t>Gestão do projeto (backlog, quadro e acompanhamento)</w:t>
             </w:r>
           </w:p>
         </w:tc>
@@ -3209,7 +3200,7 @@
           </w:tcPr>
           <w:p>
             <w:r>
-              <w:t>https://timeware.atlassian.net/jira/software/c/projects/ADPRC/summary</w:t>
+              <w:t>http://191.234.192.153/aasp/andamentosprocessuais</w:t>
             </w:r>
           </w:p>
         </w:tc>

--- a/mps-nivel-c/oficial/04_registros/AASP_Andamento-Processuais/GCO-AASPAP01-001_Registro-de-Configuracao.docx
+++ b/mps-nivel-c/oficial/04_registros/AASP_Andamento-Processuais/GCO-AASPAP01-001_Registro-de-Configuracao.docx
@@ -2386,13 +2386,7 @@
         <w:spacing w:before="20" w:after="40"/>
       </w:pPr>
       <w:r>
-        <w:rPr>
-          <w:rFonts w:ascii="Calibri" w:hAnsi="Calibri"/>
-          <w:b w:val="0"/>
-          <w:i w:val="0"/>
-          <w:sz w:val="22"/>
-        </w:rPr>
-        <w:t>Mudanças de escopo/arquitetura são formalizadas em reuniões de alinhamento registradas como atividades no ClickUp (participantes, data, decisões e impacto).</w:t>
+        <w:t>Mudanças de escopo/arquitetura são formalizadas em reuniões de alinhamento registradas como issues no GitLab (participantes, data, decisões e impacto).</w:t>
       </w:r>
     </w:p>
     <w:p>

--- a/mps-nivel-c/oficial/04_registros/AASP_Andamento-Processuais/GCO-AASPAP01-001_Registro-de-Configuracao.docx
+++ b/mps-nivel-c/oficial/04_registros/AASP_Andamento-Processuais/GCO-AASPAP01-001_Registro-de-Configuracao.docx
@@ -384,17 +384,8 @@
             </w:tcMar>
           </w:tcPr>
           <w:p>
-            <w:pPr>
-              <w:spacing w:before="40" w:after="40"/>
-            </w:pPr>
             <w:r>
-              <w:rPr>
-                <w:rFonts w:ascii="Calibri" w:hAnsi="Calibri"/>
-                <w:b w:val="0"/>
-                <w:i w:val="0"/>
-                <w:sz w:val="20"/>
-              </w:rPr>
-              <w:t>11/06/2026</w:t>
+              <w:t>08/01/2026</w:t>
             </w:r>
           </w:p>
         </w:tc>
@@ -2944,7 +2935,7 @@
           <w:i w:val="0"/>
           <w:sz w:val="22"/>
         </w:rPr>
-        <w:t xml:space="preserve"> — Tags de baseline (v220/v230/v240/v241)</w:t>
+        <w:t xml:space="preserve"> — Tags de baseline (v1.0.0–v1.5.1)</w:t>
       </w:r>
     </w:p>
     <w:p>
@@ -3382,17 +3373,8 @@
             </w:tcMar>
           </w:tcPr>
           <w:p>
-            <w:pPr>
-              <w:spacing w:before="40" w:after="40"/>
-            </w:pPr>
             <w:r>
-              <w:rPr>
-                <w:rFonts w:ascii="Calibri" w:hAnsi="Calibri"/>
-                <w:b w:val="0"/>
-                <w:i w:val="0"/>
-                <w:sz w:val="20"/>
-              </w:rPr>
-              <w:t>11/06/2026</w:t>
+              <w:t>08/01/2026</w:t>
             </w:r>
           </w:p>
         </w:tc>
@@ -3407,17 +3389,8 @@
             </w:tcMar>
           </w:tcPr>
           <w:p>
-            <w:pPr>
-              <w:spacing w:before="40" w:after="40"/>
-            </w:pPr>
             <w:r>
-              <w:rPr>
-                <w:rFonts w:ascii="Calibri" w:hAnsi="Calibri"/>
-                <w:b w:val="0"/>
-                <w:i w:val="0"/>
-                <w:sz w:val="20"/>
-              </w:rPr>
-              <w:t>Time de Melhoria Contínua</w:t>
+              <w:t>Gerente de Projeto</w:t>
             </w:r>
           </w:p>
         </w:tc>
@@ -3545,7 +3518,7 @@
     </w:p>
     <w:p>
       <w:r>
-        <w:t>Tags de baseline (v220/v230/v240/v241)</w:t>
+        <w:t>Tags de baseline (v1.0.0–v1.5.1)</w:t>
       </w:r>
     </w:p>
     <w:p>

--- a/mps-nivel-c/oficial/04_registros/AASP_Andamento-Processuais/GCO-AASPAP01-001_Registro-de-Configuracao.docx
+++ b/mps-nivel-c/oficial/04_registros/AASP_Andamento-Processuais/GCO-AASPAP01-001_Registro-de-Configuracao.docx
@@ -34,7 +34,7 @@
           <w:color w:val="555555"/>
           <w:sz w:val="20"/>
         </w:rPr>
-        <w:t>GCO-AASPAP01-001   ·   Versão 1.0   ·   11/06/2026   ·   Timeware Brasil</w:t>
+        <w:t>GCO-AASPAP01-001   ·   Versão 1.0   ·   08/01/2026   ·   Timeware Brasil</w:t>
       </w:r>
     </w:p>
     <w:p>

--- a/mps-nivel-c/oficial/04_registros/AASP_Andamento-Processuais/GCO-AASPAP01-001_Registro-de-Configuracao.docx
+++ b/mps-nivel-c/oficial/04_registros/AASP_Andamento-Processuais/GCO-AASPAP01-001_Registro-de-Configuracao.docx
@@ -34,7 +34,7 @@
           <w:color w:val="555555"/>
           <w:sz w:val="20"/>
         </w:rPr>
-        <w:t>GCO-AASPAP01-001   ·   Versão 1.0   ·   08/01/2026   ·   Timeware Brasil</w:t>
+        <w:t>GCO-AASPAP01-001   ·   Versão 1.1   ·   08/01/2026   ·   Timeware Brasil</w:t>
       </w:r>
     </w:p>
     <w:p>
@@ -758,7 +758,7 @@
               <w:spacing w:before="40" w:after="40"/>
             </w:pPr>
             <w:r>
-              <w:t>Versionamento semântico — releases publicadas no GitLab (ex.: v2.0.0, v2.0.1)</w:t>
+              <w:t>Versionamento semântico — releases publicadas no GitLab (ex.: v1.5.0, v1.5.1)</w:t>
             </w:r>
           </w:p>
         </w:tc>
@@ -807,7 +807,7 @@
                 <w:i w:val="0"/>
                 <w:sz w:val="20"/>
               </w:rPr>
-              <w:t xml:space="preserve">Mínimo 1 revisor além do autor para merge de </w:t>
+              <w:t xml:space="preserve">Mínimo 2 revisores além do autor para merge de </w:t>
             </w:r>
             <w:r>
               <w:rPr>
@@ -2186,7 +2186,7 @@
               <w:spacing w:before="40" w:after="40"/>
             </w:pPr>
             <w:r>
-              <w:t>v2.0.0 (release no GitLab — Fases 3–4 / CNJ)</w:t>
+              <w:t>v1.5.0 (release no GitLab — Fases 3–4 / CNJ)</w:t>
             </w:r>
           </w:p>
         </w:tc>
@@ -2303,7 +2303,7 @@
               <w:spacing w:before="40" w:after="40"/>
             </w:pPr>
             <w:r>
-              <w:t>v2.0.1 (release no GitLab — hotfix de produção)</w:t>
+              <w:t>v1.5.1 (release no GitLab — hotfix de produção)</w:t>
             </w:r>
           </w:p>
         </w:tc>
@@ -2695,7 +2695,7 @@
           </w:tcPr>
           <w:p>
             <w:r>
-              <w:t>v220, v230 e as releases v2.0.0/v2.0.1 publicadas no GitLab</w:t>
+              <w:t>v220, v230 e as releases v1.5.0/v1.5.1 publicadas no GitLab</w:t>
             </w:r>
           </w:p>
         </w:tc>
@@ -2852,7 +2852,7 @@
               <w:spacing w:before="40" w:after="40"/>
             </w:pPr>
             <w:r>
-              <w:t>MR com no mínimo 1 revisor além do autor</w:t>
+              <w:t>MR com no mínimo 2 revisores além do autor</w:t>
             </w:r>
           </w:p>
         </w:tc>
@@ -3109,7 +3109,7 @@
           </w:tcPr>
           <w:p>
             <w:r>
-              <w:t>Merge Requests (GitFlow — 18 MRs integradas)</w:t>
+              <w:t>Merge Requests (GitFlow — 30 MRs integradas)</w:t>
             </w:r>
           </w:p>
         </w:tc>
@@ -3153,7 +3153,7 @@
           </w:tcPr>
           <w:p>
             <w:r>
-              <w:t>Releases / baselines (v2.0.0 — Fases 3–4/CNJ; v2.0.1 — hotfix)</w:t>
+              <w:t>Releases / baselines (v1.5.0 — Fases 3–4/CNJ; v1.5.1 — hotfix)</w:t>
             </w:r>
           </w:p>
         </w:tc>
@@ -3416,6 +3416,48 @@
                 <w:sz w:val="20"/>
               </w:rPr>
               <w:t>Registro de configuração consolidado a partir do Registro de Projeto AASP_AndamentosProcessuais.</w:t>
+            </w:r>
+          </w:p>
+        </w:tc>
+      </w:tr>
+      <w:tr>
+        <w:tc>
+          <w:tcPr>
+            <w:tcW w:type="dxa" w:w="2225"/>
+          </w:tcPr>
+          <w:p>
+            <w:r>
+              <w:t>1.1</w:t>
+            </w:r>
+          </w:p>
+        </w:tc>
+        <w:tc>
+          <w:tcPr>
+            <w:tcW w:type="dxa" w:w="2225"/>
+          </w:tcPr>
+          <w:p>
+            <w:r>
+              <w:t>24/06/2026</w:t>
+            </w:r>
+          </w:p>
+        </w:tc>
+        <w:tc>
+          <w:tcPr>
+            <w:tcW w:type="dxa" w:w="2225"/>
+          </w:tcPr>
+          <w:p>
+            <w:r>
+              <w:t>Equipe Técnica</w:t>
+            </w:r>
+          </w:p>
+        </w:tc>
+        <w:tc>
+          <w:tcPr>
+            <w:tcW w:type="dxa" w:w="2225"/>
+          </w:tcPr>
+          <w:p>
+            <w:r>
+              <w:t>Reconciliação com o GitLab: baselines BL-CNJ/BL-HOTFIX como releases v1.5.0/v1.5.1 (antes v2.0.0/v2.0.1); contagem de MRs (30); política de MR para 2 revisores além do autor.</w:t>
             </w:r>
           </w:p>
         </w:tc>
